--- a/FD03-EPIS-Informe Especificación Requerimientos.docx
+++ b/FD03-EPIS-Informe Especificación Requerimientos.docx
@@ -26,12 +26,12 @@
           <wp:inline distB="0" distT="0" distL="0" distR="0">
             <wp:extent cx="999140" cy="1343105"/>
             <wp:effectExtent b="0" l="0" r="0" t="0"/>
-            <wp:docPr descr="C:\Users\EPIS\Documents\upt.png" id="15" name="image12.png"/>
+            <wp:docPr descr="C:\Users\EPIS\Documents\upt.png" id="15" name="image4.png"/>
             <a:graphic>
               <a:graphicData uri="http://schemas.openxmlformats.org/drawingml/2006/picture">
                 <pic:pic>
                   <pic:nvPicPr>
-                    <pic:cNvPr descr="C:\Users\EPIS\Documents\upt.png" id="0" name="image12.png"/>
+                    <pic:cNvPr descr="C:\Users\EPIS\Documents\upt.png" id="0" name="image4.png"/>
                     <pic:cNvPicPr preferRelativeResize="0"/>
                   </pic:nvPicPr>
                   <pic:blipFill>
@@ -488,14 +488,25 @@
           <w:rFonts w:ascii="Arial" w:cs="Arial" w:eastAsia="Arial" w:hAnsi="Arial"/>
           <w:b w:val="1"/>
           <w:bCs w:val="1"/>
-          <w:sz w:val="32"/>
-          <w:szCs w:val="32"/>
-        </w:rPr>
-      </w:pPr>
-      <w:r>
-        <w:rPr>
-          <w:rtl w:val="0"/>
-        </w:rPr>
+          <w:sz w:val="28"/>
+          <w:szCs w:val="28"/>
+        </w:rPr>
+      </w:pPr>
+      <w:r>
+        <w:rPr>
+          <w:rFonts w:ascii="Arial" w:cs="Arial" w:eastAsia="Arial" w:hAnsi="Arial"/>
+          <w:b w:val="1"/>
+          <w:bCs w:val="1"/>
+          <w:sz w:val="28"/>
+          <w:szCs w:val="28"/>
+          <w:rtl w:val="0"/>
+        </w:rPr>
+        <w:t xml:space="preserve">Concha Llaca, Gerardo Alejandro</w:t>
+        <w:tab/>
+        <w:tab/>
+        <w:tab/>
+        <w:tab/>
+        <w:t xml:space="preserve">(2017057849)</w:t>
       </w:r>
     </w:p>
     <w:p>
@@ -503,6 +514,25 @@
         <w:spacing w:after="0" w:lineRule="auto"/>
         <w:rPr>
           <w:rFonts w:ascii="Arial" w:cs="Arial" w:eastAsia="Arial" w:hAnsi="Arial"/>
+          <w:b w:val="1"/>
+          <w:bCs w:val="1"/>
+          <w:sz w:val="28"/>
+          <w:szCs w:val="28"/>
+        </w:rPr>
+      </w:pPr>
+      <w:r>
+        <w:rPr>
+          <w:rtl w:val="0"/>
+        </w:rPr>
+      </w:r>
+    </w:p>
+    <w:p>
+      <w:pPr>
+        <w:spacing w:after="0" w:lineRule="auto"/>
+        <w:rPr>
+          <w:rFonts w:ascii="Arial" w:cs="Arial" w:eastAsia="Arial" w:hAnsi="Arial"/>
+          <w:b w:val="1"/>
+          <w:bCs w:val="1"/>
           <w:sz w:val="32"/>
           <w:szCs w:val="32"/>
         </w:rPr>
@@ -2126,7 +2156,7 @@
     </w:p>
     <w:sdt>
       <w:sdtPr>
-        <w:id w:val="252880205"/>
+        <w:id w:val="-275737855"/>
         <w:docPartObj>
           <w:docPartGallery w:val="Table of Contents"/>
           <w:docPartUnique w:val="1"/>
@@ -4039,12 +4069,12 @@
           <wp:inline distB="114300" distT="114300" distL="114300" distR="114300">
             <wp:extent cx="2344103" cy="3795611"/>
             <wp:effectExtent b="0" l="0" r="0" t="0"/>
-            <wp:docPr id="17" name="image23.png"/>
+            <wp:docPr id="17" name="image26.png"/>
             <a:graphic>
               <a:graphicData uri="http://schemas.openxmlformats.org/drawingml/2006/picture">
                 <pic:pic>
                   <pic:nvPicPr>
-                    <pic:cNvPr id="0" name="image23.png"/>
+                    <pic:cNvPr id="0" name="image26.png"/>
                     <pic:cNvPicPr preferRelativeResize="0"/>
                   </pic:nvPicPr>
                   <pic:blipFill>
@@ -4956,12 +4986,12 @@
           <wp:inline distB="114300" distT="114300" distL="114300" distR="114300">
             <wp:extent cx="5359258" cy="5531029"/>
             <wp:effectExtent b="0" l="0" r="0" t="0"/>
-            <wp:docPr id="19" name="image13.png"/>
+            <wp:docPr id="19" name="image17.png"/>
             <a:graphic>
               <a:graphicData uri="http://schemas.openxmlformats.org/drawingml/2006/picture">
                 <pic:pic>
                   <pic:nvPicPr>
-                    <pic:cNvPr id="0" name="image13.png"/>
+                    <pic:cNvPr id="0" name="image17.png"/>
                     <pic:cNvPicPr preferRelativeResize="0"/>
                   </pic:nvPicPr>
                   <pic:blipFill>
@@ -5079,12 +5109,12 @@
           <wp:inline distB="114300" distT="114300" distL="114300" distR="114300">
             <wp:extent cx="5943600" cy="3733800"/>
             <wp:effectExtent b="0" l="0" r="0" t="0"/>
-            <wp:docPr id="4" name="image3.png"/>
+            <wp:docPr id="4" name="image1.png"/>
             <a:graphic>
               <a:graphicData uri="http://schemas.openxmlformats.org/drawingml/2006/picture">
                 <pic:pic>
                   <pic:nvPicPr>
-                    <pic:cNvPr id="0" name="image3.png"/>
+                    <pic:cNvPr id="0" name="image1.png"/>
                     <pic:cNvPicPr preferRelativeResize="0"/>
                   </pic:nvPicPr>
                   <pic:blipFill>
@@ -5183,7 +5213,7 @@
     <w:sdt>
       <w:sdtPr>
         <w:lock w:val="contentLocked"/>
-        <w:id w:val="-850110853"/>
+        <w:id w:val="-1553481120"/>
         <w:tag w:val="goog_rdk_0"/>
       </w:sdtPr>
       <w:sdtContent>
@@ -5763,7 +5793,7 @@
     <w:sdt>
       <w:sdtPr>
         <w:lock w:val="contentLocked"/>
-        <w:id w:val="425468355"/>
+        <w:id w:val="581403244"/>
         <w:tag w:val="goog_rdk_3"/>
       </w:sdtPr>
       <w:sdtContent>
@@ -5990,7 +6020,7 @@
                 </w:pPr>
                 <w:sdt>
                   <w:sdtPr>
-                    <w:id w:val="-1942100890"/>
+                    <w:id w:val="-2036642316"/>
                     <w:tag w:val="goog_rdk_1"/>
                   </w:sdtPr>
                   <w:sdtContent>
@@ -6362,7 +6392,7 @@
                 </w:pPr>
                 <w:sdt>
                   <w:sdtPr>
-                    <w:id w:val="342801812"/>
+                    <w:id w:val="-931342484"/>
                     <w:tag w:val="goog_rdk_2"/>
                   </w:sdtPr>
                   <w:sdtContent>
@@ -6425,7 +6455,7 @@
     <w:sdt>
       <w:sdtPr>
         <w:lock w:val="contentLocked"/>
-        <w:id w:val="-1153343461"/>
+        <w:id w:val="1724800090"/>
         <w:tag w:val="goog_rdk_4"/>
       </w:sdtPr>
       <w:sdtContent>
@@ -8063,12 +8093,12 @@
           <wp:inline distB="114300" distT="114300" distL="114300" distR="114300">
             <wp:extent cx="5943600" cy="2619542"/>
             <wp:effectExtent b="0" l="0" r="0" t="0"/>
-            <wp:docPr id="20" name="image18.png"/>
+            <wp:docPr id="20" name="image21.png"/>
             <a:graphic>
               <a:graphicData uri="http://schemas.openxmlformats.org/drawingml/2006/picture">
                 <pic:pic>
                   <pic:nvPicPr>
-                    <pic:cNvPr id="0" name="image18.png"/>
+                    <pic:cNvPr id="0" name="image21.png"/>
                     <pic:cNvPicPr preferRelativeResize="0"/>
                   </pic:nvPicPr>
                   <pic:blipFill>
@@ -8163,12 +8193,12 @@
           <wp:inline distB="114300" distT="114300" distL="114300" distR="114300">
             <wp:extent cx="3676650" cy="3046234"/>
             <wp:effectExtent b="0" l="0" r="0" t="0"/>
-            <wp:docPr id="27" name="image22.png"/>
+            <wp:docPr id="27" name="image24.png"/>
             <a:graphic>
               <a:graphicData uri="http://schemas.openxmlformats.org/drawingml/2006/picture">
                 <pic:pic>
                   <pic:nvPicPr>
-                    <pic:cNvPr id="0" name="image22.png"/>
+                    <pic:cNvPr id="0" name="image24.png"/>
                     <pic:cNvPicPr preferRelativeResize="0"/>
                   </pic:nvPicPr>
                   <pic:blipFill>
@@ -8261,12 +8291,12 @@
           <wp:inline distB="114300" distT="114300" distL="114300" distR="114300">
             <wp:extent cx="4672013" cy="2779764"/>
             <wp:effectExtent b="0" l="0" r="0" t="0"/>
-            <wp:docPr id="2" name="image11.png"/>
+            <wp:docPr id="2" name="image7.png"/>
             <a:graphic>
               <a:graphicData uri="http://schemas.openxmlformats.org/drawingml/2006/picture">
                 <pic:pic>
                   <pic:nvPicPr>
-                    <pic:cNvPr id="0" name="image11.png"/>
+                    <pic:cNvPr id="0" name="image7.png"/>
                     <pic:cNvPicPr preferRelativeResize="0"/>
                   </pic:nvPicPr>
                   <pic:blipFill>
@@ -8423,12 +8453,12 @@
           <wp:inline distB="114300" distT="114300" distL="114300" distR="114300">
             <wp:extent cx="5943600" cy="2760265"/>
             <wp:effectExtent b="0" l="0" r="0" t="0"/>
-            <wp:docPr id="8" name="image1.png"/>
+            <wp:docPr id="8" name="image19.png"/>
             <a:graphic>
               <a:graphicData uri="http://schemas.openxmlformats.org/drawingml/2006/picture">
                 <pic:pic>
                   <pic:nvPicPr>
-                    <pic:cNvPr id="0" name="image1.png"/>
+                    <pic:cNvPr id="0" name="image19.png"/>
                     <pic:cNvPicPr preferRelativeResize="0"/>
                   </pic:nvPicPr>
                   <pic:blipFill>
@@ -8505,12 +8535,12 @@
           <wp:inline distB="114300" distT="114300" distL="114300" distR="114300">
             <wp:extent cx="4800600" cy="2979559"/>
             <wp:effectExtent b="0" l="0" r="0" t="0"/>
-            <wp:docPr id="14" name="image14.png"/>
+            <wp:docPr id="14" name="image6.png"/>
             <a:graphic>
               <a:graphicData uri="http://schemas.openxmlformats.org/drawingml/2006/picture">
                 <pic:pic>
                   <pic:nvPicPr>
-                    <pic:cNvPr id="0" name="image14.png"/>
+                    <pic:cNvPr id="0" name="image6.png"/>
                     <pic:cNvPicPr preferRelativeResize="0"/>
                   </pic:nvPicPr>
                   <pic:blipFill>
@@ -8586,12 +8616,12 @@
           <wp:inline distB="114300" distT="114300" distL="114300" distR="114300">
             <wp:extent cx="5286375" cy="3025663"/>
             <wp:effectExtent b="0" l="0" r="0" t="0"/>
-            <wp:docPr id="22" name="image26.png"/>
+            <wp:docPr id="22" name="image23.png"/>
             <a:graphic>
               <a:graphicData uri="http://schemas.openxmlformats.org/drawingml/2006/picture">
                 <pic:pic>
                   <pic:nvPicPr>
-                    <pic:cNvPr id="0" name="image26.png"/>
+                    <pic:cNvPr id="0" name="image23.png"/>
                     <pic:cNvPicPr preferRelativeResize="0"/>
                   </pic:nvPicPr>
                   <pic:blipFill>
@@ -8667,12 +8697,12 @@
           <wp:inline distB="114300" distT="114300" distL="114300" distR="114300">
             <wp:extent cx="5943600" cy="2808109"/>
             <wp:effectExtent b="0" l="0" r="0" t="0"/>
-            <wp:docPr id="10" name="image27.png"/>
+            <wp:docPr id="10" name="image9.png"/>
             <a:graphic>
               <a:graphicData uri="http://schemas.openxmlformats.org/drawingml/2006/picture">
                 <pic:pic>
                   <pic:nvPicPr>
-                    <pic:cNvPr id="0" name="image27.png"/>
+                    <pic:cNvPr id="0" name="image9.png"/>
                     <pic:cNvPicPr preferRelativeResize="0"/>
                   </pic:nvPicPr>
                   <pic:blipFill>
@@ -8794,7 +8824,7 @@
     <w:sdt>
       <w:sdtPr>
         <w:lock w:val="contentLocked"/>
-        <w:id w:val="-593898275"/>
+        <w:id w:val="-1533337611"/>
         <w:tag w:val="goog_rdk_5"/>
       </w:sdtPr>
       <w:sdtContent>
@@ -9962,7 +9992,7 @@
     <w:sdt>
       <w:sdtPr>
         <w:lock w:val="contentLocked"/>
-        <w:id w:val="2130231505"/>
+        <w:id w:val="-71380815"/>
         <w:tag w:val="goog_rdk_6"/>
       </w:sdtPr>
       <w:sdtContent>
@@ -11031,7 +11061,7 @@
     <w:sdt>
       <w:sdtPr>
         <w:lock w:val="contentLocked"/>
-        <w:id w:val="1763797291"/>
+        <w:id w:val="1841165217"/>
         <w:tag w:val="goog_rdk_7"/>
       </w:sdtPr>
       <w:sdtContent>
@@ -12238,7 +12268,7 @@
     <w:sdt>
       <w:sdtPr>
         <w:lock w:val="contentLocked"/>
-        <w:id w:val="64299376"/>
+        <w:id w:val="1337559573"/>
         <w:tag w:val="goog_rdk_8"/>
       </w:sdtPr>
       <w:sdtContent>
@@ -13381,7 +13411,7 @@
     <w:sdt>
       <w:sdtPr>
         <w:lock w:val="contentLocked"/>
-        <w:id w:val="-1850023703"/>
+        <w:id w:val="-1789939954"/>
         <w:tag w:val="goog_rdk_9"/>
       </w:sdtPr>
       <w:sdtContent>
@@ -14669,7 +14699,7 @@
     <w:sdt>
       <w:sdtPr>
         <w:lock w:val="contentLocked"/>
-        <w:id w:val="-1837536937"/>
+        <w:id w:val="410431006"/>
         <w:tag w:val="goog_rdk_10"/>
       </w:sdtPr>
       <w:sdtContent>
@@ -15779,7 +15809,7 @@
     <w:sdt>
       <w:sdtPr>
         <w:lock w:val="contentLocked"/>
-        <w:id w:val="1019279109"/>
+        <w:id w:val="-1784424298"/>
         <w:tag w:val="goog_rdk_11"/>
       </w:sdtPr>
       <w:sdtContent>
@@ -16801,7 +16831,7 @@
     <w:sdt>
       <w:sdtPr>
         <w:lock w:val="contentLocked"/>
-        <w:id w:val="272193788"/>
+        <w:id w:val="341649269"/>
         <w:tag w:val="goog_rdk_12"/>
       </w:sdtPr>
       <w:sdtContent>
@@ -18040,12 +18070,12 @@
           <wp:inline distB="114300" distT="114300" distL="114300" distR="114300">
             <wp:extent cx="5305425" cy="4678133"/>
             <wp:effectExtent b="0" l="0" r="0" t="0"/>
-            <wp:docPr id="16" name="image9.png"/>
+            <wp:docPr id="16" name="image14.png"/>
             <a:graphic>
               <a:graphicData uri="http://schemas.openxmlformats.org/drawingml/2006/picture">
                 <pic:pic>
                   <pic:nvPicPr>
-                    <pic:cNvPr id="0" name="image9.png"/>
+                    <pic:cNvPr id="0" name="image14.png"/>
                     <pic:cNvPicPr preferRelativeResize="0"/>
                   </pic:nvPicPr>
                   <pic:blipFill>
@@ -18259,12 +18289,12 @@
           <wp:inline distB="114300" distT="114300" distL="114300" distR="114300">
             <wp:extent cx="3171825" cy="6105525"/>
             <wp:effectExtent b="0" l="0" r="0" t="0"/>
-            <wp:docPr id="13" name="image4.png"/>
+            <wp:docPr id="13" name="image5.png"/>
             <a:graphic>
               <a:graphicData uri="http://schemas.openxmlformats.org/drawingml/2006/picture">
                 <pic:pic>
                   <pic:nvPicPr>
-                    <pic:cNvPr id="0" name="image4.png"/>
+                    <pic:cNvPr id="0" name="image5.png"/>
                     <pic:cNvPicPr preferRelativeResize="0"/>
                   </pic:nvPicPr>
                   <pic:blipFill>
@@ -18378,12 +18408,12 @@
           <wp:inline distB="114300" distT="114300" distL="114300" distR="114300">
             <wp:extent cx="3343275" cy="3933825"/>
             <wp:effectExtent b="0" l="0" r="0" t="0"/>
-            <wp:docPr id="25" name="image19.png"/>
+            <wp:docPr id="25" name="image25.png"/>
             <a:graphic>
               <a:graphicData uri="http://schemas.openxmlformats.org/drawingml/2006/picture">
                 <pic:pic>
                   <pic:nvPicPr>
-                    <pic:cNvPr id="0" name="image19.png"/>
+                    <pic:cNvPr id="0" name="image25.png"/>
                     <pic:cNvPicPr preferRelativeResize="0"/>
                   </pic:nvPicPr>
                   <pic:blipFill>
@@ -18478,12 +18508,12 @@
           <wp:inline distB="114300" distT="114300" distL="114300" distR="114300">
             <wp:extent cx="3590925" cy="6315075"/>
             <wp:effectExtent b="0" l="0" r="0" t="0"/>
-            <wp:docPr id="9" name="image24.png"/>
+            <wp:docPr id="9" name="image12.png"/>
             <a:graphic>
               <a:graphicData uri="http://schemas.openxmlformats.org/drawingml/2006/picture">
                 <pic:pic>
                   <pic:nvPicPr>
-                    <pic:cNvPr id="0" name="image24.png"/>
+                    <pic:cNvPr id="0" name="image12.png"/>
                     <pic:cNvPicPr preferRelativeResize="0"/>
                   </pic:nvPicPr>
                   <pic:blipFill>
@@ -18616,12 +18646,12 @@
           <wp:inline distB="114300" distT="114300" distL="114300" distR="114300">
             <wp:extent cx="3057525" cy="3419475"/>
             <wp:effectExtent b="0" l="0" r="0" t="0"/>
-            <wp:docPr id="23" name="image21.png"/>
+            <wp:docPr id="23" name="image16.png"/>
             <a:graphic>
               <a:graphicData uri="http://schemas.openxmlformats.org/drawingml/2006/picture">
                 <pic:pic>
                   <pic:nvPicPr>
-                    <pic:cNvPr id="0" name="image21.png"/>
+                    <pic:cNvPr id="0" name="image16.png"/>
                     <pic:cNvPicPr preferRelativeResize="0"/>
                   </pic:nvPicPr>
                   <pic:blipFill>
@@ -18716,12 +18746,12 @@
           <wp:inline distB="114300" distT="114300" distL="114300" distR="114300">
             <wp:extent cx="3838575" cy="6086475"/>
             <wp:effectExtent b="0" l="0" r="0" t="0"/>
-            <wp:docPr id="18" name="image6.png"/>
+            <wp:docPr id="18" name="image11.png"/>
             <a:graphic>
               <a:graphicData uri="http://schemas.openxmlformats.org/drawingml/2006/picture">
                 <pic:pic>
                   <pic:nvPicPr>
-                    <pic:cNvPr id="0" name="image6.png"/>
+                    <pic:cNvPr id="0" name="image11.png"/>
                     <pic:cNvPicPr preferRelativeResize="0"/>
                   </pic:nvPicPr>
                   <pic:blipFill>
@@ -18854,12 +18884,12 @@
           <wp:inline distB="114300" distT="114300" distL="114300" distR="114300">
             <wp:extent cx="3257550" cy="4200525"/>
             <wp:effectExtent b="0" l="0" r="0" t="0"/>
-            <wp:docPr id="5" name="image10.png"/>
+            <wp:docPr id="5" name="image3.png"/>
             <a:graphic>
               <a:graphicData uri="http://schemas.openxmlformats.org/drawingml/2006/picture">
                 <pic:pic>
                   <pic:nvPicPr>
-                    <pic:cNvPr id="0" name="image10.png"/>
+                    <pic:cNvPr id="0" name="image3.png"/>
                     <pic:cNvPicPr preferRelativeResize="0"/>
                   </pic:nvPicPr>
                   <pic:blipFill>
@@ -18974,12 +19004,12 @@
           <wp:inline distB="114300" distT="114300" distL="114300" distR="114300">
             <wp:extent cx="5943600" cy="6692900"/>
             <wp:effectExtent b="0" l="0" r="0" t="0"/>
-            <wp:docPr id="3" name="image16.png"/>
+            <wp:docPr id="3" name="image27.png"/>
             <a:graphic>
               <a:graphicData uri="http://schemas.openxmlformats.org/drawingml/2006/picture">
                 <pic:pic>
                   <pic:nvPicPr>
-                    <pic:cNvPr id="0" name="image16.png"/>
+                    <pic:cNvPr id="0" name="image27.png"/>
                     <pic:cNvPicPr preferRelativeResize="0"/>
                   </pic:nvPicPr>
                   <pic:blipFill>
@@ -19061,12 +19091,12 @@
           <wp:inline distB="114300" distT="114300" distL="114300" distR="114300">
             <wp:extent cx="5943600" cy="4064000"/>
             <wp:effectExtent b="0" l="0" r="0" t="0"/>
-            <wp:docPr id="7" name="image5.png"/>
+            <wp:docPr id="7" name="image10.png"/>
             <a:graphic>
               <a:graphicData uri="http://schemas.openxmlformats.org/drawingml/2006/picture">
                 <pic:pic>
                   <pic:nvPicPr>
-                    <pic:cNvPr id="0" name="image5.png"/>
+                    <pic:cNvPr id="0" name="image10.png"/>
                     <pic:cNvPicPr preferRelativeResize="0"/>
                   </pic:nvPicPr>
                   <pic:blipFill>
@@ -19151,12 +19181,12 @@
           <wp:inline distB="114300" distT="114300" distL="114300" distR="114300">
             <wp:extent cx="5943600" cy="4229100"/>
             <wp:effectExtent b="0" l="0" r="0" t="0"/>
-            <wp:docPr id="26" name="image25.png"/>
+            <wp:docPr id="26" name="image18.png"/>
             <a:graphic>
               <a:graphicData uri="http://schemas.openxmlformats.org/drawingml/2006/picture">
                 <pic:pic>
                   <pic:nvPicPr>
-                    <pic:cNvPr id="0" name="image25.png"/>
+                    <pic:cNvPr id="0" name="image18.png"/>
                     <pic:cNvPicPr preferRelativeResize="0"/>
                   </pic:nvPicPr>
                   <pic:blipFill>
@@ -19302,12 +19332,12 @@
           <wp:inline distB="114300" distT="114300" distL="114300" distR="114300">
             <wp:extent cx="5943600" cy="5930900"/>
             <wp:effectExtent b="0" l="0" r="0" t="0"/>
-            <wp:docPr id="12" name="image15.png"/>
+            <wp:docPr id="12" name="image13.png"/>
             <a:graphic>
               <a:graphicData uri="http://schemas.openxmlformats.org/drawingml/2006/picture">
                 <pic:pic>
                   <pic:nvPicPr>
-                    <pic:cNvPr id="0" name="image15.png"/>
+                    <pic:cNvPr id="0" name="image13.png"/>
                     <pic:cNvPicPr preferRelativeResize="0"/>
                   </pic:nvPicPr>
                   <pic:blipFill>
@@ -19504,12 +19534,12 @@
           <wp:inline distB="114300" distT="114300" distL="114300" distR="114300">
             <wp:extent cx="5943600" cy="3962400"/>
             <wp:effectExtent b="0" l="0" r="0" t="0"/>
-            <wp:docPr id="21" name="image17.png"/>
+            <wp:docPr id="21" name="image22.png"/>
             <a:graphic>
               <a:graphicData uri="http://schemas.openxmlformats.org/drawingml/2006/picture">
                 <pic:pic>
                   <pic:nvPicPr>
-                    <pic:cNvPr id="0" name="image17.png"/>
+                    <pic:cNvPr id="0" name="image22.png"/>
                     <pic:cNvPicPr preferRelativeResize="0"/>
                   </pic:nvPicPr>
                   <pic:blipFill>
@@ -19622,12 +19652,12 @@
           <wp:inline distB="114300" distT="114300" distL="114300" distR="114300">
             <wp:extent cx="5943600" cy="4114800"/>
             <wp:effectExtent b="0" l="0" r="0" t="0"/>
-            <wp:docPr id="1" name="image7.png"/>
+            <wp:docPr id="1" name="image15.png"/>
             <a:graphic>
               <a:graphicData uri="http://schemas.openxmlformats.org/drawingml/2006/picture">
                 <pic:pic>
                   <pic:nvPicPr>
-                    <pic:cNvPr id="0" name="image7.png"/>
+                    <pic:cNvPr id="0" name="image15.png"/>
                     <pic:cNvPicPr preferRelativeResize="0"/>
                   </pic:nvPicPr>
                   <pic:blipFill>
